--- a/docs/dokumentacio.docx
+++ b/docs/dokumentacio.docx
@@ -6703,7 +6703,7 @@
         <w:rPr>
           <w:color w:val="000000" w:themeColor="text1"/>
         </w:rPr>
-        <w:t>A rendszer logikáját 369 sikeres automatizált teszt ellenőrizte, az adatbázisos próbák is lefutottak. A tesztek az időkezelést, az ismételt betöltést, a hibákat, az indulási feltételeket és az eredményátadást vizsgálják. A helyi weben az öt nap közös megjelenése, a választók és az új eredmény kézi oldalfrissítés nélküli megjelenése is ellenőrzést kapott.</w:t>
+        <w:t>A rendszer logikáját 400 sikeres automatizált teszt ellenőrizte, az adatbázisos próbák is lefutottak. A tesztek az időkezelést, az ismételt betöltést, a hibákat, az indulási feltételeket és az eredményátadást vizsgálják. A helyi weben az öt nap közös megjelenése, a választók és az új eredmény kézi oldalfrissítés nélküli megjelenése is ellenőrzést kapott.</w:t>
       </w:r>
     </w:p>
     <w:p>
